--- a/Demographic_Scenario_Comparison_Report.docx
+++ b/Demographic_Scenario_Comparison_Report.docx
@@ -44,6 +44,31 @@
           <w:szCs w:val="20"/>
         </w:rPr>
         <w:t xml:space="preserve">September 2026 · analysis notebook: Demographic_scenario_comparison.ipynb</w:t>
+      </w:r>
+    </w:p>
+    <w:p>
+      <w:pPr>
+        <w:pBdr>
+          <w:top w:val="single" w:sz="6" w:space="4" w:color="E0B15A"/>
+          <w:left w:val="single" w:sz="6" w:space="4" w:color="E0B15A"/>
+          <w:bottom w:val="single" w:sz="6" w:space="4" w:color="E0B15A"/>
+          <w:right w:val="single" w:sz="6" w:space="4" w:color="E0B15A"/>
+        </w:pBdr>
+        <w:shd w:val="clear" w:color="auto" w:fill="FFF4DB"/>
+        <w:spacing w:after="240"/>
+      </w:pPr>
+      <w:r>
+        <w:rPr>
+          <w:b/>
+          <w:sz w:val="21"/>
+        </w:rPr>
+        <w:t xml:space="preserve">Status note, 21 September 2026. </w:t>
+      </w:r>
+      <w:r>
+        <w:rPr>
+          <w:sz w:val="21"/>
+        </w:rPr>
+        <w:t>The comparison of the BU and HS demographic scenarios in this report stands, and so does its conclusion that each scenario needs its own matrix. Two qualifications apply. First, the four forecast matrices built from it (Forecast_matrices_2040_2050.ipynb and the no-build and LRT-market tables downstream) rest on the historical 25-area composite of Vintage_alignment_2022.ipynb, not on the current survey-only base; they are a demographic reference until rebuilt (task D0 in CORRIDOR_DEMAND_TASKS.md). Second, the "if and only if the per-area margins differ" criterion holds only within the fixed-seed Furness procedure: the scenarios also differ in total growth (HS places 8.8 % more residents and 6.7 % more jobs in the study area by 2050), Furness preserves the 155 empty cells of the base, and identical area totals can still put homes and jobs at different distances from stations. See METHODOLOGY.md section 0 and caveat 10.</w:t>
       </w:r>
     </w:p>
     <w:p>
